--- a/CSS/Chapter1/Exercise/Exercise 1.docx
+++ b/CSS/Chapter1/Exercise/Exercise 1.docx
@@ -1,10 +1,11 @@
 
 <file path=word/document.xml><?xml version="1.0" encoding="utf-8"?>
-<w:document xmlns:wpc="http://schemas.microsoft.com/office/word/2010/wordprocessingCanvas" xmlns:mc="http://schemas.openxmlformats.org/markup-compatibility/2006" xmlns:o="urn:schemas-microsoft-com:office:office" xmlns:r="http://schemas.openxmlformats.org/officeDocument/2006/relationships" xmlns:m="http://schemas.openxmlformats.org/officeDocument/2006/math" xmlns:v="urn:schemas-microsoft-com:vml" xmlns:wp14="http://schemas.microsoft.com/office/word/2010/wordprocessingDrawing" xmlns:wp="http://schemas.openxmlformats.org/drawingml/2006/wordprocessingDrawing" xmlns:w10="urn:schemas-microsoft-com:office:word" xmlns:w="http://schemas.openxmlformats.org/wordprocessingml/2006/main" xmlns:w14="http://schemas.microsoft.com/office/word/2010/wordml" xmlns:w15="http://schemas.microsoft.com/office/word/2012/wordml" xmlns:wpg="http://schemas.microsoft.com/office/word/2010/wordprocessingGroup" xmlns:wpi="http://schemas.microsoft.com/office/word/2010/wordprocessingInk" xmlns:wne="http://schemas.microsoft.com/office/word/2006/wordml" xmlns:wps="http://schemas.microsoft.com/office/word/2010/wordprocessingShape" mc:Ignorable="w14 w15 wp14">
+<w:document xmlns:wpc="http://schemas.microsoft.com/office/word/2010/wordprocessingCanvas" xmlns:cx="http://schemas.microsoft.com/office/drawing/2014/chartex" xmlns:cx1="http://schemas.microsoft.com/office/drawing/2015/9/8/chartex" xmlns:cx2="http://schemas.microsoft.com/office/drawing/2015/10/21/chartex" xmlns:cx3="http://schemas.microsoft.com/office/drawing/2016/5/9/chartex" xmlns:cx4="http://schemas.microsoft.com/office/drawing/2016/5/10/chartex" xmlns:cx5="http://schemas.microsoft.com/office/drawing/2016/5/11/chartex" xmlns:cx6="http://schemas.microsoft.com/office/drawing/2016/5/12/chartex" xmlns:cx7="http://schemas.microsoft.com/office/drawing/2016/5/13/chartex" xmlns:cx8="http://schemas.microsoft.com/office/drawing/2016/5/14/chartex" xmlns:mc="http://schemas.openxmlformats.org/markup-compatibility/2006" xmlns:aink="http://schemas.microsoft.com/office/drawing/2016/ink" xmlns:am3d="http://schemas.microsoft.com/office/drawing/2017/model3d" xmlns:o="urn:schemas-microsoft-com:office:office" xmlns:oel="http://schemas.microsoft.com/office/2019/extlst" xmlns:r="http://schemas.openxmlformats.org/officeDocument/2006/relationships" xmlns:m="http://schemas.openxmlformats.org/officeDocument/2006/math" xmlns:v="urn:schemas-microsoft-com:vml" xmlns:wp14="http://schemas.microsoft.com/office/word/2010/wordprocessingDrawing" xmlns:wp="http://schemas.openxmlformats.org/drawingml/2006/wordprocessingDrawing" xmlns:w10="urn:schemas-microsoft-com:office:word" xmlns:w="http://schemas.openxmlformats.org/wordprocessingml/2006/main" xmlns:w14="http://schemas.microsoft.com/office/word/2010/wordml" xmlns:w15="http://schemas.microsoft.com/office/word/2012/wordml" xmlns:w16cex="http://schemas.microsoft.com/office/word/2018/wordml/cex" xmlns:w16cid="http://schemas.microsoft.com/office/word/2016/wordml/cid" xmlns:w16="http://schemas.microsoft.com/office/word/2018/wordml" xmlns:w16du="http://schemas.microsoft.com/office/word/2023/wordml/word16du" xmlns:w16sdtdh="http://schemas.microsoft.com/office/word/2020/wordml/sdtdatahash" xmlns:w16sdtfl="http://schemas.microsoft.com/office/word/2024/wordml/sdtformatlock" xmlns:w16se="http://schemas.microsoft.com/office/word/2015/wordml/symex" xmlns:wpg="http://schemas.microsoft.com/office/word/2010/wordprocessingGroup" xmlns:wpi="http://schemas.microsoft.com/office/word/2010/wordprocessingInk" xmlns:wne="http://schemas.microsoft.com/office/word/2006/wordml" xmlns:wps="http://schemas.microsoft.com/office/word/2010/wordprocessingShape" mc:Ignorable="w14 w15 w16se w16cid w16 w16cex w16sdtdh w16sdtfl w16du wp14">
   <w:body>
     <w:p>
       <w:pPr>
         <w:spacing w:before="100" w:beforeAutospacing="1" w:after="100" w:afterAutospacing="1" w:line="240" w:lineRule="auto"/>
+        <w:ind w:left="8640"/>
         <w:outlineLvl w:val="0"/>
         <w:rPr>
           <w:rFonts w:ascii="Times New Roman" w:eastAsia="Times New Roman" w:hAnsi="Times New Roman" w:cs="Times New Roman"/>
@@ -85,21 +86,8 @@
           <w:szCs w:val="24"/>
           <w:lang w:eastAsia="en-IN"/>
         </w:rPr>
-        <w:t>Technologies allowed</w:t>
-      </w:r>
-      <w:proofErr w:type="gramStart"/>
-      <w:r>
-        <w:rPr>
-          <w:rFonts w:ascii="Times New Roman" w:eastAsia="Times New Roman" w:hAnsi="Times New Roman" w:cs="Times New Roman"/>
-          <w:b/>
-          <w:bCs/>
-          <w:sz w:val="24"/>
-          <w:szCs w:val="24"/>
-          <w:lang w:eastAsia="en-IN"/>
-        </w:rPr>
-        <w:t>:</w:t>
-      </w:r>
-      <w:proofErr w:type="gramEnd"/>
+        <w:t>Technologies allowed:</w:t>
+      </w:r>
       <w:r>
         <w:rPr>
           <w:rFonts w:ascii="Times New Roman" w:eastAsia="Times New Roman" w:hAnsi="Times New Roman" w:cs="Times New Roman"/>
@@ -170,7 +158,7 @@
           <w:szCs w:val="24"/>
           <w:lang w:eastAsia="en-IN"/>
         </w:rPr>
-        <w:pict>
+        <w:pict w14:anchorId="29F64271">
           <v:rect id="_x0000_i1025" style="width:0;height:1.5pt" o:hralign="center" o:hrstd="t" o:hr="t" fillcolor="#a0a0a0" stroked="f"/>
         </w:pict>
       </w:r>
@@ -311,21 +299,8 @@
           <w:szCs w:val="27"/>
           <w:lang w:eastAsia="en-IN"/>
         </w:rPr>
-        <w:t xml:space="preserve">1. Top </w:t>
-      </w:r>
-      <w:proofErr w:type="spellStart"/>
-      <w:r>
-        <w:rPr>
-          <w:rFonts w:ascii="Times New Roman" w:eastAsia="Times New Roman" w:hAnsi="Times New Roman" w:cs="Times New Roman"/>
-          <w:b/>
-          <w:bCs/>
-          <w:sz w:val="27"/>
-          <w:szCs w:val="27"/>
-          <w:lang w:eastAsia="en-IN"/>
-        </w:rPr>
-        <w:t>Navbar</w:t>
-      </w:r>
-      <w:proofErr w:type="spellEnd"/>
+        <w:t>1. Top Navbar</w:t>
+      </w:r>
     </w:p>
     <w:p>
       <w:pPr>
@@ -980,13 +955,13 @@
     </w:p>
     <w:p>
       <w:pPr>
+        <w:ind w:firstLine="720"/>
         <w:rPr>
           <w:rFonts w:ascii="Times New Roman" w:hAnsi="Times New Roman" w:cs="Times New Roman"/>
           <w:b/>
           <w:sz w:val="24"/>
         </w:rPr>
       </w:pPr>
-      <w:bookmarkStart w:id="0" w:name="_GoBack"/>
       <w:r>
         <w:rPr>
           <w:rFonts w:ascii="Times New Roman" w:hAnsi="Times New Roman" w:cs="Times New Roman"/>
@@ -996,7 +971,7 @@
           <w:lang w:eastAsia="en-IN"/>
         </w:rPr>
         <w:drawing>
-          <wp:inline distT="0" distB="0" distL="0" distR="0">
+          <wp:inline distT="0" distB="0" distL="0" distR="0" wp14:anchorId="29F64272" wp14:editId="1DAE9E29">
             <wp:extent cx="5731510" cy="4934585"/>
             <wp:effectExtent l="0" t="0" r="2540" b="0"/>
             <wp:docPr id="1" name="Picture 1"/>
@@ -1037,7 +1012,6 @@
           </wp:inline>
         </w:drawing>
       </w:r>
-      <w:bookmarkEnd w:id="0"/>
     </w:p>
     <w:sectPr>
       <w:pgSz w:w="11906" w:h="16838"/>
@@ -1050,7 +1024,7 @@
 </file>
 
 <file path=word/numbering.xml><?xml version="1.0" encoding="utf-8"?>
-<w:numbering xmlns:wpc="http://schemas.microsoft.com/office/word/2010/wordprocessingCanvas" xmlns:mc="http://schemas.openxmlformats.org/markup-compatibility/2006" xmlns:o="urn:schemas-microsoft-com:office:office" xmlns:r="http://schemas.openxmlformats.org/officeDocument/2006/relationships" xmlns:m="http://schemas.openxmlformats.org/officeDocument/2006/math" xmlns:v="urn:schemas-microsoft-com:vml" xmlns:wp14="http://schemas.microsoft.com/office/word/2010/wordprocessingDrawing" xmlns:wp="http://schemas.openxmlformats.org/drawingml/2006/wordprocessingDrawing" xmlns:w10="urn:schemas-microsoft-com:office:word" xmlns:w="http://schemas.openxmlformats.org/wordprocessingml/2006/main" xmlns:w14="http://schemas.microsoft.com/office/word/2010/wordml" xmlns:w15="http://schemas.microsoft.com/office/word/2012/wordml" xmlns:wpg="http://schemas.microsoft.com/office/word/2010/wordprocessingGroup" xmlns:wpi="http://schemas.microsoft.com/office/word/2010/wordprocessingInk" xmlns:wne="http://schemas.microsoft.com/office/word/2006/wordml" xmlns:wps="http://schemas.microsoft.com/office/word/2010/wordprocessingShape" mc:Ignorable="w14 w15 wp14">
+<w:numbering xmlns:wpc="http://schemas.microsoft.com/office/word/2010/wordprocessingCanvas" xmlns:cx="http://schemas.microsoft.com/office/drawing/2014/chartex" xmlns:cx1="http://schemas.microsoft.com/office/drawing/2015/9/8/chartex" xmlns:cx2="http://schemas.microsoft.com/office/drawing/2015/10/21/chartex" xmlns:cx3="http://schemas.microsoft.com/office/drawing/2016/5/9/chartex" xmlns:cx4="http://schemas.microsoft.com/office/drawing/2016/5/10/chartex" xmlns:cx5="http://schemas.microsoft.com/office/drawing/2016/5/11/chartex" xmlns:cx6="http://schemas.microsoft.com/office/drawing/2016/5/12/chartex" xmlns:cx7="http://schemas.microsoft.com/office/drawing/2016/5/13/chartex" xmlns:cx8="http://schemas.microsoft.com/office/drawing/2016/5/14/chartex" xmlns:mc="http://schemas.openxmlformats.org/markup-compatibility/2006" xmlns:aink="http://schemas.microsoft.com/office/drawing/2016/ink" xmlns:am3d="http://schemas.microsoft.com/office/drawing/2017/model3d" xmlns:o="urn:schemas-microsoft-com:office:office" xmlns:oel="http://schemas.microsoft.com/office/2019/extlst" xmlns:r="http://schemas.openxmlformats.org/officeDocument/2006/relationships" xmlns:m="http://schemas.openxmlformats.org/officeDocument/2006/math" xmlns:v="urn:schemas-microsoft-com:vml" xmlns:wp14="http://schemas.microsoft.com/office/word/2010/wordprocessingDrawing" xmlns:wp="http://schemas.openxmlformats.org/drawingml/2006/wordprocessingDrawing" xmlns:w10="urn:schemas-microsoft-com:office:word" xmlns:w="http://schemas.openxmlformats.org/wordprocessingml/2006/main" xmlns:w14="http://schemas.microsoft.com/office/word/2010/wordml" xmlns:w15="http://schemas.microsoft.com/office/word/2012/wordml" xmlns:w16cex="http://schemas.microsoft.com/office/word/2018/wordml/cex" xmlns:w16cid="http://schemas.microsoft.com/office/word/2016/wordml/cid" xmlns:w16="http://schemas.microsoft.com/office/word/2018/wordml" xmlns:w16du="http://schemas.microsoft.com/office/word/2023/wordml/word16du" xmlns:w16sdtdh="http://schemas.microsoft.com/office/word/2020/wordml/sdtdatahash" xmlns:w16sdtfl="http://schemas.microsoft.com/office/word/2024/wordml/sdtformatlock" xmlns:w16se="http://schemas.microsoft.com/office/word/2015/wordml/symex" xmlns:wpg="http://schemas.microsoft.com/office/word/2010/wordprocessingGroup" xmlns:wpi="http://schemas.microsoft.com/office/word/2010/wordprocessingInk" xmlns:wne="http://schemas.microsoft.com/office/word/2006/wordml" xmlns:wps="http://schemas.microsoft.com/office/word/2010/wordprocessingShape" mc:Ignorable="w14 w15 w16se w16cid w16 w16cex w16sdtdh w16sdtfl w16du wp14">
   <w:abstractNum w:abstractNumId="0" w15:restartNumberingAfterBreak="0">
     <w:nsid w:val="12016AE7"/>
     <w:multiLevelType w:val="multilevel"/>
@@ -1647,23 +1621,23 @@
       </w:rPr>
     </w:lvl>
   </w:abstractNum>
-  <w:num w:numId="1">
+  <w:num w:numId="1" w16cid:durableId="807092278">
     <w:abstractNumId w:val="1"/>
   </w:num>
-  <w:num w:numId="2">
+  <w:num w:numId="2" w16cid:durableId="25453584">
     <w:abstractNumId w:val="0"/>
   </w:num>
-  <w:num w:numId="3">
+  <w:num w:numId="3" w16cid:durableId="979653259">
     <w:abstractNumId w:val="2"/>
   </w:num>
-  <w:num w:numId="4">
+  <w:num w:numId="4" w16cid:durableId="761997106">
     <w:abstractNumId w:val="3"/>
   </w:num>
 </w:numbering>
 </file>
 
 <file path=word/styles.xml><?xml version="1.0" encoding="utf-8"?>
-<w:styles xmlns:mc="http://schemas.openxmlformats.org/markup-compatibility/2006" xmlns:r="http://schemas.openxmlformats.org/officeDocument/2006/relationships" xmlns:w="http://schemas.openxmlformats.org/wordprocessingml/2006/main" xmlns:w14="http://schemas.microsoft.com/office/word/2010/wordml" xmlns:w15="http://schemas.microsoft.com/office/word/2012/wordml" mc:Ignorable="w14 w15">
+<w:styles xmlns:mc="http://schemas.openxmlformats.org/markup-compatibility/2006" xmlns:r="http://schemas.openxmlformats.org/officeDocument/2006/relationships" xmlns:w="http://schemas.openxmlformats.org/wordprocessingml/2006/main" xmlns:w14="http://schemas.microsoft.com/office/word/2010/wordml" xmlns:w15="http://schemas.microsoft.com/office/word/2012/wordml" xmlns:w16cex="http://schemas.microsoft.com/office/word/2018/wordml/cex" xmlns:w16cid="http://schemas.microsoft.com/office/word/2016/wordml/cid" xmlns:w16="http://schemas.microsoft.com/office/word/2018/wordml" xmlns:w16du="http://schemas.microsoft.com/office/word/2023/wordml/word16du" xmlns:w16sdtdh="http://schemas.microsoft.com/office/word/2020/wordml/sdtdatahash" xmlns:w16sdtfl="http://schemas.microsoft.com/office/word/2024/wordml/sdtformatlock" xmlns:w16se="http://schemas.microsoft.com/office/word/2015/wordml/symex" mc:Ignorable="w14 w15 w16se w16cid w16 w16cex w16sdtdh w16sdtfl w16du">
   <w:docDefaults>
     <w:rPrDefault>
       <w:rPr>
@@ -1679,7 +1653,7 @@
       </w:pPr>
     </w:pPrDefault>
   </w:docDefaults>
-  <w:latentStyles w:defLockedState="0" w:defUIPriority="99" w:defSemiHidden="0" w:defUnhideWhenUsed="0" w:defQFormat="0" w:count="371">
+  <w:latentStyles w:defLockedState="0" w:defUIPriority="99" w:defSemiHidden="0" w:defUnhideWhenUsed="0" w:defQFormat="0" w:count="376">
     <w:lsdException w:name="Normal" w:uiPriority="0" w:qFormat="1"/>
     <w:lsdException w:name="heading 1" w:uiPriority="9" w:qFormat="1"/>
     <w:lsdException w:name="heading 2" w:semiHidden="1" w:uiPriority="9" w:unhideWhenUsed="1" w:qFormat="1"/>
@@ -2051,6 +2025,11 @@
     <w:lsdException w:name="List Table 5 Dark Accent 6" w:uiPriority="50"/>
     <w:lsdException w:name="List Table 6 Colorful Accent 6" w:uiPriority="51"/>
     <w:lsdException w:name="List Table 7 Colorful Accent 6" w:uiPriority="52"/>
+    <w:lsdException w:name="Mention" w:semiHidden="1" w:unhideWhenUsed="1"/>
+    <w:lsdException w:name="Smart Hyperlink" w:semiHidden="1" w:unhideWhenUsed="1"/>
+    <w:lsdException w:name="Hashtag" w:semiHidden="1" w:unhideWhenUsed="1"/>
+    <w:lsdException w:name="Unresolved Mention" w:semiHidden="1" w:unhideWhenUsed="1"/>
+    <w:lsdException w:name="Smart Link" w:semiHidden="1" w:unhideWhenUsed="1"/>
   </w:latentStyles>
   <w:style w:type="paragraph" w:default="1" w:styleId="Normal">
     <w:name w:val="Normal"/>
